--- a/Samples/sample.docx
+++ b/Samples/sample.docx
@@ -21,11 +21,9 @@
         </w:rPr>
         <w:t xml:space="preserve">Project: </w:t>
       </w:r>
-      <w:fldSimple w:instr=" MERGEFIELD Project.Name " w:dirty="false">
-        <w:r>
-          <w:t xml:space="preserve">Riverside Community Centre, Moscow</w:t>
-        </w:r>
-      </w:fldSimple>
+      <w:r>
+        <w:t>Riverside Community Centre, Moscow</w:t>
+      </w:r>
     </w:p>
     <w:p>
       <w:r>
@@ -34,11 +32,9 @@
         </w:rPr>
         <w:t xml:space="preserve">Contractor: </w:t>
       </w:r>
-      <w:fldSimple w:instr=" MERGEFIELD Contractor.Name  " w:dirty="false">
-        <w:r>
-          <w:t xml:space="preserve">Northwind Construction LLC</w:t>
-        </w:r>
-      </w:fldSimple>
+      <w:r>
+        <w:t>Northwind Construction LLC</w:t>
+      </w:r>
     </w:p>
     <w:p>
       <w:r>
@@ -47,11 +43,9 @@
         </w:rPr>
         <w:t xml:space="preserve">Tax ID: </w:t>
       </w:r>
-      <w:fldSimple w:instr=" MERGEFIELD Contractor.TaxId  " w:dirty="false">
-        <w:r>
-          <w:t xml:space="preserve">7701234567</w:t>
-        </w:r>
-      </w:fldSimple>
+      <w:r>
+        <w:t>7701234567</w:t>
+      </w:r>
     </w:p>
     <w:p>
       <w:r>
@@ -60,11 +54,9 @@
         </w:rPr>
         <w:t xml:space="preserve">Company registration: </w:t>
       </w:r>
-      <w:fldSimple w:instr=" MERGEFIELD Contractor.RegistrationNumber  " w:dirty="false">
-        <w:r>
-          <w:t xml:space="preserve">1167746123456</w:t>
-        </w:r>
-      </w:fldSimple>
+      <w:r>
+        <w:t>1167746123456</w:t>
+      </w:r>
     </w:p>
     <w:p>
       <w:r>
@@ -73,11 +65,9 @@
         </w:rPr>
         <w:t xml:space="preserve">Address: </w:t>
       </w:r>
-      <w:fldSimple w:instr=" MERGEFIELD Contractor.Address  " w:dirty="false">
-        <w:r>
-          <w:t xml:space="preserve">24 Leninsky Avenue, Moscow 119071, Russia</w:t>
-        </w:r>
-      </w:fldSimple>
+      <w:r>
+        <w:t>24 Leninsky Avenue, Moscow 119071, Russia</w:t>
+      </w:r>
     </w:p>
     <w:p>
       <w:r>
@@ -86,11 +76,9 @@
         </w:rPr>
         <w:t xml:space="preserve">Contact: </w:t>
       </w:r>
-      <w:fldSimple w:instr=" MERGEFIELD Contractor.Contact  " w:dirty="false">
-        <w:r>
-          <w:t xml:space="preserve">James Carter</w:t>
-        </w:r>
-      </w:fldSimple>
+      <w:r>
+        <w:t>James Carter</w:t>
+      </w:r>
     </w:p>
     <w:p>
       <w:r>
@@ -99,11 +87,9 @@
         </w:rPr>
         <w:t xml:space="preserve">Email: </w:t>
       </w:r>
-      <w:fldSimple w:instr=" MERGEFIELD Contractor.Email  " w:dirty="false">
-        <w:r>
-          <w:t xml:space="preserve">estimates@northwind.example</w:t>
-        </w:r>
-      </w:fldSimple>
+      <w:r>
+        <w:t>estimates@northwind.example</w:t>
+      </w:r>
     </w:p>
     <w:p>
       <w:r>
@@ -259,23 +245,19 @@
             <w:tcW w:w="1300" w:type="dxa"/>
           </w:tcPr>
           <w:p>
-            <w:fldSimple w:instr=" MERGEFIELD Reference  " w:dirty="false">
-              <w:r>
-                <w:t xml:space="preserve">MAT-001/2026</w:t>
-              </w:r>
-            </w:fldSimple>
-          </w:p>
-        </w:tc>
-        <w:tc>
-          <w:tcPr>
-            <w:tcW w:w="1400" w:type="dxa"/>
-          </w:tcPr>
-          <w:p>
-            <w:fldSimple w:instr=" MERGEFIELD DeliveryDate \@ &quot;dd MMM yyyy&quot; " w:dirty="false">
-              <w:r>
-                <w:t xml:space="preserve">15 Jan 2026</w:t>
-              </w:r>
-            </w:fldSimple>
+            <w:r>
+              <w:t>MAT-001/2026</w:t>
+            </w:r>
+          </w:p>
+        </w:tc>
+        <w:tc>
+          <w:tcPr>
+            <w:tcW w:w="1400" w:type="dxa"/>
+          </w:tcPr>
+          <w:p>
+            <w:r>
+              <w:t>15 Jan 2026</w:t>
+            </w:r>
           </w:p>
         </w:tc>
         <w:tc>
@@ -283,35 +265,29 @@
             <w:tcW w:w="2300" w:type="dxa"/>
           </w:tcPr>
           <w:p>
-            <w:fldSimple w:instr=" MERGEFIELD Description  " w:dirty="false">
-              <w:r>
-                <w:t xml:space="preserve">Portland cement (25 kg bag)</w:t>
-              </w:r>
-            </w:fldSimple>
-          </w:p>
-        </w:tc>
-        <w:tc>
-          <w:tcPr>
-            <w:tcW w:w="700" w:type="dxa"/>
-          </w:tcPr>
-          <w:p>
-            <w:fldSimple w:instr=" MERGEFIELD Quantity \# &quot;0.##&quot; " w:dirty="false">
-              <w:r>
-                <w:t xml:space="preserve">100</w:t>
-              </w:r>
-            </w:fldSimple>
-          </w:p>
-        </w:tc>
-        <w:tc>
-          <w:tcPr>
-            <w:tcW w:w="700" w:type="dxa"/>
-          </w:tcPr>
-          <w:p>
-            <w:fldSimple w:instr=" MERGEFIELD Unit " w:dirty="false">
-              <w:r>
-                <w:t xml:space="preserve">bags</w:t>
-              </w:r>
-            </w:fldSimple>
+            <w:r>
+              <w:t>Portland cement (25 kg bag)</w:t>
+            </w:r>
+          </w:p>
+        </w:tc>
+        <w:tc>
+          <w:tcPr>
+            <w:tcW w:w="700" w:type="dxa"/>
+          </w:tcPr>
+          <w:p>
+            <w:r>
+              <w:t>100</w:t>
+            </w:r>
+          </w:p>
+        </w:tc>
+        <w:tc>
+          <w:tcPr>
+            <w:tcW w:w="700" w:type="dxa"/>
+          </w:tcPr>
+          <w:p>
+            <w:r>
+              <w:t>bags</w:t>
+            </w:r>
           </w:p>
         </w:tc>
         <w:tc>
@@ -319,23 +295,19 @@
             <w:tcW w:w="1100" w:type="dxa"/>
           </w:tcPr>
           <w:p>
-            <w:fldSimple w:instr=" MERGEFIELD UnitPrice \# &quot;#,##0.00&quot; " w:dirty="false">
-              <w:r>
-                <w:t xml:space="preserve">500.00</w:t>
-              </w:r>
-            </w:fldSimple>
-          </w:p>
-        </w:tc>
-        <w:tc>
-          <w:tcPr>
-            <w:tcW w:w="1400" w:type="dxa"/>
-          </w:tcPr>
-          <w:p>
-            <w:fldSimple w:instr=" MERGEFIELD LineTotal \# &quot;#,##0.00&quot; " w:dirty="false">
-              <w:r>
-                <w:t xml:space="preserve">50,000.00</w:t>
-              </w:r>
-            </w:fldSimple>
+            <w:r>
+              <w:t>500.00</w:t>
+            </w:r>
+          </w:p>
+        </w:tc>
+        <w:tc>
+          <w:tcPr>
+            <w:tcW w:w="1400" w:type="dxa"/>
+          </w:tcPr>
+          <w:p>
+            <w:r>
+              <w:t>50,000.00</w:t>
+            </w:r>
           </w:p>
         </w:tc>
         <w:tc>
@@ -343,11 +315,9 @@
             <w:tcW w:w="1000" w:type="dxa"/>
           </w:tcPr>
           <w:p>
-            <w:fldSimple w:instr=" MERGEFIELD Currency  " w:dirty="false">
-              <w:r>
-                <w:t xml:space="preserve">RUB</w:t>
-              </w:r>
-            </w:fldSimple>
+            <w:r>
+              <w:t>RUB</w:t>
+            </w:r>
           </w:p>
         </w:tc>
       </w:tr>
@@ -357,23 +327,19 @@
             <w:tcW w:w="1300" w:type="dxa"/>
           </w:tcPr>
           <w:p>
-            <w:fldSimple w:instr=" MERGEFIELD Reference  " w:dirty="false">
-              <w:r>
-                <w:t xml:space="preserve">MAT-002/2026</w:t>
-              </w:r>
-            </w:fldSimple>
-          </w:p>
-        </w:tc>
-        <w:tc>
-          <w:tcPr>
-            <w:tcW w:w="1400" w:type="dxa"/>
-          </w:tcPr>
-          <w:p>
-            <w:fldSimple w:instr=" MERGEFIELD DeliveryDate \@ &quot;dd MMM yyyy&quot; " w:dirty="false">
-              <w:r>
-                <w:t xml:space="preserve">10 Mar 2026</w:t>
-              </w:r>
-            </w:fldSimple>
+            <w:r>
+              <w:t>MAT-002/2026</w:t>
+            </w:r>
+          </w:p>
+        </w:tc>
+        <w:tc>
+          <w:tcPr>
+            <w:tcW w:w="1400" w:type="dxa"/>
+          </w:tcPr>
+          <w:p>
+            <w:r>
+              <w:t>10 Mar 2026</w:t>
+            </w:r>
           </w:p>
         </w:tc>
         <w:tc>
@@ -381,35 +347,29 @@
             <w:tcW w:w="2300" w:type="dxa"/>
           </w:tcPr>
           <w:p>
-            <w:fldSimple w:instr=" MERGEFIELD Description  " w:dirty="false">
-              <w:r>
-                <w:t xml:space="preserve">Concrete paving slabs (600 x 600 x 50 mm)</w:t>
-              </w:r>
-            </w:fldSimple>
-          </w:p>
-        </w:tc>
-        <w:tc>
-          <w:tcPr>
-            <w:tcW w:w="700" w:type="dxa"/>
-          </w:tcPr>
-          <w:p>
-            <w:fldSimple w:instr=" MERGEFIELD Quantity \# &quot;0.##&quot; " w:dirty="false">
-              <w:r>
-                <w:t xml:space="preserve">50</w:t>
-              </w:r>
-            </w:fldSimple>
-          </w:p>
-        </w:tc>
-        <w:tc>
-          <w:tcPr>
-            <w:tcW w:w="700" w:type="dxa"/>
-          </w:tcPr>
-          <w:p>
-            <w:fldSimple w:instr=" MERGEFIELD Unit " w:dirty="false">
-              <w:r>
-                <w:t xml:space="preserve">slabs</w:t>
-              </w:r>
-            </w:fldSimple>
+            <w:r>
+              <w:t>Concrete paving slabs (600 x 600 x 50 mm)</w:t>
+            </w:r>
+          </w:p>
+        </w:tc>
+        <w:tc>
+          <w:tcPr>
+            <w:tcW w:w="700" w:type="dxa"/>
+          </w:tcPr>
+          <w:p>
+            <w:r>
+              <w:t>50</w:t>
+            </w:r>
+          </w:p>
+        </w:tc>
+        <w:tc>
+          <w:tcPr>
+            <w:tcW w:w="700" w:type="dxa"/>
+          </w:tcPr>
+          <w:p>
+            <w:r>
+              <w:t>slabs</w:t>
+            </w:r>
           </w:p>
         </w:tc>
         <w:tc>
@@ -417,23 +377,19 @@
             <w:tcW w:w="1100" w:type="dxa"/>
           </w:tcPr>
           <w:p>
-            <w:fldSimple w:instr=" MERGEFIELD UnitPrice \# &quot;#,##0.00&quot; " w:dirty="false">
-              <w:r>
-                <w:t xml:space="preserve">1,308.61</w:t>
-              </w:r>
-            </w:fldSimple>
-          </w:p>
-        </w:tc>
-        <w:tc>
-          <w:tcPr>
-            <w:tcW w:w="1400" w:type="dxa"/>
-          </w:tcPr>
-          <w:p>
-            <w:fldSimple w:instr=" MERGEFIELD LineTotal \# &quot;#,##0.00&quot; " w:dirty="false">
-              <w:r>
-                <w:t xml:space="preserve">65,430.50</w:t>
-              </w:r>
-            </w:fldSimple>
+            <w:r>
+              <w:t>1,308.61</w:t>
+            </w:r>
+          </w:p>
+        </w:tc>
+        <w:tc>
+          <w:tcPr>
+            <w:tcW w:w="1400" w:type="dxa"/>
+          </w:tcPr>
+          <w:p>
+            <w:r>
+              <w:t>65,430.50</w:t>
+            </w:r>
           </w:p>
         </w:tc>
         <w:tc>
@@ -441,11 +397,9 @@
             <w:tcW w:w="1000" w:type="dxa"/>
           </w:tcPr>
           <w:p>
-            <w:fldSimple w:instr=" MERGEFIELD Currency  " w:dirty="false">
-              <w:r>
-                <w:t xml:space="preserve">RUB</w:t>
-              </w:r>
-            </w:fldSimple>
+            <w:r>
+              <w:t>RUB</w:t>
+            </w:r>
           </w:p>
         </w:tc>
       </w:tr>
@@ -455,23 +409,19 @@
             <w:tcW w:w="1300" w:type="dxa"/>
           </w:tcPr>
           <w:p>
-            <w:fldSimple w:instr=" MERGEFIELD Reference  " w:dirty="false">
-              <w:r>
-                <w:t xml:space="preserve">MAT-003/2026</w:t>
-              </w:r>
-            </w:fldSimple>
-          </w:p>
-        </w:tc>
-        <w:tc>
-          <w:tcPr>
-            <w:tcW w:w="1400" w:type="dxa"/>
-          </w:tcPr>
-          <w:p>
-            <w:fldSimple w:instr=" MERGEFIELD DeliveryDate \@ &quot;dd MMM yyyy&quot; " w:dirty="false">
-              <w:r>
-                <w:t xml:space="preserve">01 Jun 2026</w:t>
-              </w:r>
-            </w:fldSimple>
+            <w:r>
+              <w:t>MAT-003/2026</w:t>
+            </w:r>
+          </w:p>
+        </w:tc>
+        <w:tc>
+          <w:tcPr>
+            <w:tcW w:w="1400" w:type="dxa"/>
+          </w:tcPr>
+          <w:p>
+            <w:r>
+              <w:t>01 Jun 2026</w:t>
+            </w:r>
           </w:p>
         </w:tc>
         <w:tc>
@@ -479,35 +429,29 @@
             <w:tcW w:w="2300" w:type="dxa"/>
           </w:tcPr>
           <w:p>
-            <w:fldSimple w:instr=" MERGEFIELD Description  " w:dirty="false">
-              <w:r>
-                <w:t xml:space="preserve">Washed building sand</w:t>
-              </w:r>
-            </w:fldSimple>
-          </w:p>
-        </w:tc>
-        <w:tc>
-          <w:tcPr>
-            <w:tcW w:w="700" w:type="dxa"/>
-          </w:tcPr>
-          <w:p>
-            <w:fldSimple w:instr=" MERGEFIELD Quantity \# &quot;0.##&quot; " w:dirty="false">
-              <w:r>
-                <w:t xml:space="preserve">5</w:t>
-              </w:r>
-            </w:fldSimple>
-          </w:p>
-        </w:tc>
-        <w:tc>
-          <w:tcPr>
-            <w:tcW w:w="700" w:type="dxa"/>
-          </w:tcPr>
-          <w:p>
-            <w:fldSimple w:instr=" MERGEFIELD Unit " w:dirty="false">
-              <w:r>
-                <w:t xml:space="preserve">tonnes</w:t>
-              </w:r>
-            </w:fldSimple>
+            <w:r>
+              <w:t>Washed building sand</w:t>
+            </w:r>
+          </w:p>
+        </w:tc>
+        <w:tc>
+          <w:tcPr>
+            <w:tcW w:w="700" w:type="dxa"/>
+          </w:tcPr>
+          <w:p>
+            <w:r>
+              <w:t>5</w:t>
+            </w:r>
+          </w:p>
+        </w:tc>
+        <w:tc>
+          <w:tcPr>
+            <w:tcW w:w="700" w:type="dxa"/>
+          </w:tcPr>
+          <w:p>
+            <w:r>
+              <w:t>tonnes</w:t>
+            </w:r>
           </w:p>
         </w:tc>
         <w:tc>
@@ -515,23 +459,19 @@
             <w:tcW w:w="1100" w:type="dxa"/>
           </w:tcPr>
           <w:p>
-            <w:fldSimple w:instr=" MERGEFIELD UnitPrice \# &quot;#,##0.00&quot; " w:dirty="false">
-              <w:r>
-                <w:t xml:space="preserve">2,000.00</w:t>
-              </w:r>
-            </w:fldSimple>
-          </w:p>
-        </w:tc>
-        <w:tc>
-          <w:tcPr>
-            <w:tcW w:w="1400" w:type="dxa"/>
-          </w:tcPr>
-          <w:p>
-            <w:fldSimple w:instr=" MERGEFIELD LineTotal \# &quot;#,##0.00&quot; " w:dirty="false">
-              <w:r>
-                <w:t xml:space="preserve">10,000.00</w:t>
-              </w:r>
-            </w:fldSimple>
+            <w:r>
+              <w:t>2,000.00</w:t>
+            </w:r>
+          </w:p>
+        </w:tc>
+        <w:tc>
+          <w:tcPr>
+            <w:tcW w:w="1400" w:type="dxa"/>
+          </w:tcPr>
+          <w:p>
+            <w:r>
+              <w:t>10,000.00</w:t>
+            </w:r>
           </w:p>
         </w:tc>
         <w:tc>
@@ -539,11 +479,9 @@
             <w:tcW w:w="1000" w:type="dxa"/>
           </w:tcPr>
           <w:p>
-            <w:fldSimple w:instr=" MERGEFIELD Currency  " w:dirty="false">
-              <w:r>
-                <w:t xml:space="preserve">RUB</w:t>
-              </w:r>
-            </w:fldSimple>
+            <w:r>
+              <w:t>RUB</w:t>
+            </w:r>
           </w:p>
         </w:tc>
       </w:tr>
@@ -555,11 +493,9 @@
         </w:rPr>
         <w:t xml:space="preserve">Material items: </w:t>
       </w:r>
-      <w:fldSimple w:instr=" MERGEFIELD Totals.Count  " w:dirty="false">
-        <w:r>
-          <w:t xml:space="preserve">3</w:t>
-        </w:r>
-      </w:fldSimple>
+      <w:r>
+        <w:t>3</w:t>
+      </w:r>
     </w:p>
     <w:p>
       <w:r>
@@ -568,19 +504,15 @@
         </w:rPr>
         <w:t xml:space="preserve">Total estimated cost: </w:t>
       </w:r>
-      <w:fldSimple w:instr=" MERGEFIELD Totals.Amount \# &quot;#,##0.00&quot; " w:dirty="false">
-        <w:r>
-          <w:t xml:space="preserve">125,430.50</w:t>
-        </w:r>
-      </w:fldSimple>
+      <w:r>
+        <w:t>125,430.50</w:t>
+      </w:r>
       <w:r>
         <w:t xml:space="preserve"> </w:t>
       </w:r>
-      <w:fldSimple w:instr=" MERGEFIELD Totals.Currency  " w:dirty="false">
-        <w:r>
-          <w:t xml:space="preserve">RUB</w:t>
-        </w:r>
-      </w:fldSimple>
+      <w:r>
+        <w:t>RUB</w:t>
+      </w:r>
     </w:p>
     <w:p>
       <w:r>
@@ -589,11 +521,9 @@
         </w:rPr>
         <w:t xml:space="preserve">Amount in words: </w:t>
       </w:r>
-      <w:fldSimple w:instr=" MERGEFIELD Totals.Amount \* SpellOut " w:dirty="false">
-        <w:r>
-          <w:t xml:space="preserve">Сто двадцать пять тысяч четыреста тридцать рублей 50 копеек</w:t>
-        </w:r>
-      </w:fldSimple>
+      <w:r>
+        <w:t>Сто двадцать пять тысяч четыреста тридцать рублей 50 копеек</w:t>
+      </w:r>
     </w:p>
     <w:sectPr>
       <w:pgSz w:w="11906" w:h="16838"/>
